--- a/speech/CallMindVoice_PM_Video_Speech.docx
+++ b/speech/CallMindVoice_PM_Video_Speech.docx
@@ -2,7 +2,7 @@
 <file path=word/document.xml><?xml version="1.0" encoding="utf-8"?>
 <w:document xmlns:w="http://schemas.openxmlformats.org/wordprocessingml/2006/main" xmlns:m="http://schemas.openxmlformats.org/officeDocument/2006/math" xmlns:r="http://schemas.openxmlformats.org/officeDocument/2006/relationships" xmlns:o="urn:schemas-microsoft-com:office:office" xmlns:v="urn:schemas-microsoft-com:vml" xmlns:w10="urn:schemas-microsoft-com:office:word" xmlns:a="http://schemas.openxmlformats.org/drawingml/2006/main" xmlns:pic="http://schemas.openxmlformats.org/drawingml/2006/picture" xmlns:wp="http://schemas.openxmlformats.org/drawingml/2006/wordprocessingDrawing">
   <w:body>
-    <w:bookmarkStart w:id="30" w:name="callmindvoice-pm-video-speech"/>
+    <w:bookmarkStart w:id="29" w:name="callmindvoice-pm-video-speech"/>
     <w:p>
       <w:pPr>
         <w:pStyle w:val="Heading1"/>
@@ -28,7 +28,7 @@
           <w:iCs/>
           <w:i/>
         </w:rPr>
-        <w:t xml:space="preserve">The full speech is about 1,000 words, which takes about 7 minutes at a normal speaking pace. Parts 8 and 9 cover the required project status and plan. Each part shows its rough start time.</w:t>
+        <w:t xml:space="preserve">The full speech is about 1,000 words, which takes about 7 minutes at a normal speaking pace. Parts 7 and 8 cover the required project status and plan. Each part shows its rough start time. Words in [brackets] are numbers for you to fill in or remove.</w:t>
       </w:r>
     </w:p>
     <w:bookmarkStart w:id="20" w:name="opening-000"/>
@@ -62,13 +62,13 @@
         <w:t xml:space="preserve">“</w:t>
       </w:r>
       <w:r>
-        <w:t xml:space="preserve">Comparative Analysis of AI-Driven and Traditional Approaches in IT Project Management</w:t>
+        <w:t xml:space="preserve">Comparative Research on the Effectiveness of AI-Driven Intelligent Agent Systems and Traditional Approaches in Financial Management of IT Projects</w:t>
       </w:r>
       <w:r>
         <w:t xml:space="preserve">”</w:t>
       </w:r>
       <w:r>
-        <w:t xml:space="preserve">. In simple words, I compare two ways of managing IT projects: the classic way, and the way where AI helps the project manager.</w:t>
+        <w:t xml:space="preserve">. In simple words, I study how money is planned and controlled in IT projects, and I compare the classic way with the way where AI agents help.</w:t>
       </w:r>
     </w:p>
     <w:p>
@@ -76,7 +76,7 @@
         <w:pStyle w:val="BodyText"/>
       </w:pPr>
       <w:r>
-        <w:t xml:space="preserve">Today I will show this with a real project. I was the project manager of CallMindVoice. I will explain how we built it, how I worked with the developers, and how and where we gave tasks to the team.</w:t>
+        <w:t xml:space="preserve">Today I will show this with a real project. I was the project manager of CallMindVoice. I will explain how we built it, how I gave tasks to the developers, and how I managed the project’s budget and costs.</w:t>
       </w:r>
     </w:p>
     <w:bookmarkEnd w:id="20"/>
@@ -128,7 +128,25 @@
         <w:pStyle w:val="FirstParagraph"/>
       </w:pPr>
       <w:r>
-        <w:t xml:space="preserve">Our team had seven people. I built the team around the four main parts of the system: speech, knowledge, platform and telephony.</w:t>
+        <w:t xml:space="preserve">Our team had seven people: two AI engineers, two backend engineers, one frontend engineer, one QA and DevOps engineer, and me as the project manager. Every part of the system had one clear owner, so I always knew who should do a new task. People are also the biggest cost in any IT project, so the team plan was my first financial plan.</w:t>
+      </w:r>
+    </w:p>
+    <w:bookmarkEnd w:id="22"/>
+    <w:bookmarkStart w:id="23" w:name="how-i-managed-the-project-finances-200"/>
+    <w:p>
+      <w:pPr>
+        <w:pStyle w:val="Heading2"/>
+      </w:pPr>
+      <w:r>
+        <w:t xml:space="preserve">4. How I managed the project finances (2:00)</w:t>
+      </w:r>
+    </w:p>
+    <w:p>
+      <w:pPr>
+        <w:pStyle w:val="FirstParagraph"/>
+      </w:pPr>
+      <w:r>
+        <w:t xml:space="preserve">Now the main part: money. I split our budget into four groups. First, the team’s working hours. Second, servers. Third, AI services, like the language model, speech-to-text and text-to-speech. And fourth, telephony, which is the cost of phone calls.</w:t>
       </w:r>
     </w:p>
     <w:p>
@@ -136,7 +154,7 @@
         <w:pStyle w:val="BodyText"/>
       </w:pPr>
       <w:r>
-        <w:t xml:space="preserve">We had one AI engineer for speech, and one AI engineer for search and the language model. We had two backend engineers: one for the platform and one for phone calls. We also had one frontend engineer, and one QA and DevOps engineer. And I was the project manager.</w:t>
+        <w:t xml:space="preserve">To plan the team cost, I used our tasks. Every task had an estimate. I turned the estimates into hours, and the hours into money. So the cost of a sprint was simply the cost of its tasks. Our planned budget was [amount], and the real cost was [amount].</w:t>
       </w:r>
     </w:p>
     <w:p>
@@ -144,17 +162,25 @@
         <w:pStyle w:val="BodyText"/>
       </w:pPr>
       <w:r>
-        <w:t xml:space="preserve">Every part had one clear owner. This made my job easier. When a new task came, I already knew who should do it. Every task also had a reviewer from another part of the team, so two people looked at every change.</w:t>
-      </w:r>
-    </w:p>
-    <w:bookmarkEnd w:id="22"/>
-    <w:bookmarkStart w:id="23" w:name="planning-210"/>
+        <w:t xml:space="preserve">We also made smart technical decisions that saved money. The system has a free local AI engine. Paid AI services work only when we add a key, and if they fail, the system goes back to the free engine. So we could test and give demos almost for free. We also saved fixed phrases, like greetings, as ready audio files, so we do not pay to create them again for every call.</w:t>
+      </w:r>
+    </w:p>
+    <w:p>
+      <w:pPr>
+        <w:pStyle w:val="BodyText"/>
+      </w:pPr>
+      <w:r>
+        <w:t xml:space="preserve">The product also saves money for our customers. The agent answers simple calls by itself, and only difficult calls go to a human operator. So a company needs fewer operators for the same number of calls.</w:t>
+      </w:r>
+    </w:p>
+    <w:bookmarkEnd w:id="23"/>
+    <w:bookmarkStart w:id="24" w:name="where-and-how-we-gave-tasks-310"/>
     <w:p>
       <w:pPr>
         <w:pStyle w:val="Heading2"/>
       </w:pPr>
       <w:r>
-        <w:t xml:space="preserve">4. Planning (2:10)</w:t>
+        <w:t xml:space="preserve">5. Where and how we gave tasks (3:10)</w:t>
       </w:r>
     </w:p>
     <w:p>
@@ -162,7 +188,7 @@
         <w:pStyle w:val="FirstParagraph"/>
       </w:pPr>
       <w:r>
-        <w:t xml:space="preserve">Now, how did I plan the project? I looked at four areas from my research topic: scope, schedule, finance and resources.</w:t>
+        <w:t xml:space="preserve">All tasks lived in one place: our own task manager. We built it ourselves, and it works like Jira. My rule was simple: if a task is not in the task manager, it does not exist.</w:t>
       </w:r>
     </w:p>
     <w:p>
@@ -170,33 +196,7 @@
         <w:pStyle w:val="BodyText"/>
       </w:pPr>
       <w:r>
-        <w:rPr>
-          <w:bCs/>
-          <w:b/>
-        </w:rPr>
-        <w:t xml:space="preserve">Scope.</w:t>
-      </w:r>
-      <w:r>
-        <w:t xml:space="preserve"> </w:t>
-      </w:r>
-      <w:r>
-        <w:t xml:space="preserve">I broke the big idea into smaller pieces: epics, stories, tasks and subtasks. I also wrote down what was</w:t>
-      </w:r>
-      <w:r>
-        <w:t xml:space="preserve"> </w:t>
-      </w:r>
-      <w:r>
-        <w:rPr>
-          <w:iCs/>
-          <w:i/>
-        </w:rPr>
-        <w:t xml:space="preserve">not</w:t>
-      </w:r>
-      <w:r>
-        <w:t xml:space="preserve"> </w:t>
-      </w:r>
-      <w:r>
-        <w:t xml:space="preserve">in this version, like scanned PDF support and online payments.</w:t>
+        <w:t xml:space="preserve">Every task moves through the same steps: Backlog, To Do, In Progress, Code Review, Testing and Done. If the reviewer asks for changes, or QA finds a bug, the task goes back to In Progress. Only I move a task to Done, after I check the acceptance criteria.</w:t>
       </w:r>
     </w:p>
     <w:p>
@@ -204,63 +204,17 @@
         <w:pStyle w:val="BodyText"/>
       </w:pPr>
       <w:r>
-        <w:rPr>
-          <w:bCs/>
-          <w:b/>
-        </w:rPr>
-        <w:t xml:space="preserve">Schedule.</w:t>
-      </w:r>
-      <w:r>
-        <w:t xml:space="preserve"> </w:t>
-      </w:r>
-      <w:r>
-        <w:t xml:space="preserve">Our schedule ran from September 7 to October 14, in short sprints. The goal was a working MVP by October 14, and today the MVP is ready.</w:t>
-      </w:r>
-    </w:p>
-    <w:p>
-      <w:pPr>
-        <w:pStyle w:val="BodyText"/>
-      </w:pPr>
-      <w:r>
-        <w:rPr>
-          <w:bCs/>
-          <w:b/>
-        </w:rPr>
-        <w:t xml:space="preserve">Finance.</w:t>
-      </w:r>
-      <w:r>
-        <w:t xml:space="preserve"> </w:t>
-      </w:r>
-      <w:r>
-        <w:t xml:space="preserve">I counted developer hours and the cost of servers and AI services. One smart decision helped us here: the system has a free local engine, so we could test and give demos without paying for AI services.</w:t>
-      </w:r>
-    </w:p>
-    <w:p>
-      <w:pPr>
-        <w:pStyle w:val="BodyText"/>
-      </w:pPr>
-      <w:r>
-        <w:rPr>
-          <w:bCs/>
-          <w:b/>
-        </w:rPr>
-        <w:t xml:space="preserve">Resources.</w:t>
-      </w:r>
-      <w:r>
-        <w:t xml:space="preserve"> </w:t>
-      </w:r>
-      <w:r>
-        <w:t xml:space="preserve">Each part had one owner, and the QA engineer helped everyone.</w:t>
-      </w:r>
-    </w:p>
-    <w:bookmarkEnd w:id="23"/>
-    <w:bookmarkStart w:id="24" w:name="where-and-how-we-gave-tasks-300"/>
+        <w:t xml:space="preserve">Our schedule ran from September 7 to October 14, in short sprints. Every day we had a fifteen-minute stand-up, and at the end of each sprint I compared the planned cost with the real cost. If a sprint used more hours than planned, we moved smaller tasks to the next phase, so the budget stayed under control.</w:t>
+      </w:r>
+    </w:p>
+    <w:bookmarkEnd w:id="24"/>
+    <w:bookmarkStart w:id="25" w:name="Xb03be9eec7d4e19a474c9d1d9bf25e7324cb421"/>
     <w:p>
       <w:pPr>
         <w:pStyle w:val="Heading2"/>
       </w:pPr>
       <w:r>
-        <w:t xml:space="preserve">5. Where and how we gave tasks (3:00)</w:t>
+        <w:t xml:space="preserve">6. Traditional vs AI-driven financial management (4:10)</w:t>
       </w:r>
     </w:p>
     <w:p>
@@ -268,75 +222,7 @@
         <w:pStyle w:val="FirstParagraph"/>
       </w:pPr>
       <w:r>
-        <w:t xml:space="preserve">All tasks lived in one place: our own task manager. We built it ourselves, and it works like Jira. My rule was simple: if a task is not in the task manager, it does not exist.</w:t>
-      </w:r>
-    </w:p>
-    <w:p>
-      <w:pPr>
-        <w:pStyle w:val="BodyText"/>
-      </w:pPr>
-      <w:r>
-        <w:t xml:space="preserve">Every task card has a title, a description, and clear acceptance criteria. It also has an owner, a reviewer, a priority and a deadline.</w:t>
-      </w:r>
-    </w:p>
-    <w:p>
-      <w:pPr>
-        <w:pStyle w:val="BodyText"/>
-      </w:pPr>
-      <w:r>
-        <w:t xml:space="preserve">Every task moves through the same steps: Backlog, To Do, In Progress, Code Review, Testing and Done. If the reviewer asks for changes, or QA finds a bug, the task goes back to In Progress. Only I move a task to Done, after I check the acceptance criteria.</w:t>
-      </w:r>
-    </w:p>
-    <w:p>
-      <w:pPr>
-        <w:pStyle w:val="BodyText"/>
-      </w:pPr>
-      <w:r>
-        <w:t xml:space="preserve">Let me give a real example. In the last sprint, our most important task was to make the voice agent faster. The goal was clear: less than 800 milliseconds from the end of the caller’s speech to the first word of the answer. I gave this task to our speech engineer, and the telephony engineer was the reviewer. Because the goal was a number, everyone knew exactly when the task was done.</w:t>
-      </w:r>
-    </w:p>
-    <w:bookmarkEnd w:id="24"/>
-    <w:bookmarkStart w:id="25" w:name="sprints-and-daily-work-400"/>
-    <w:p>
-      <w:pPr>
-        <w:pStyle w:val="Heading2"/>
-      </w:pPr>
-      <w:r>
-        <w:t xml:space="preserve">6. Sprints and daily work (4:00)</w:t>
-      </w:r>
-    </w:p>
-    <w:p>
-      <w:pPr>
-        <w:pStyle w:val="FirstParagraph"/>
-      </w:pPr>
-      <w:r>
-        <w:t xml:space="preserve">How did a normal sprint look? First, in sprint planning, the team estimated the tasks together. Then I gave each task to the right owner.</w:t>
-      </w:r>
-    </w:p>
-    <w:p>
-      <w:pPr>
-        <w:pStyle w:val="BodyText"/>
-      </w:pPr>
-      <w:r>
-        <w:t xml:space="preserve">Every day we had a short stand-up meeting, about fifteen minutes. Each person answered three questions: What did I do yesterday? What will I do today? Is anything blocking me?</w:t>
-      </w:r>
-    </w:p>
-    <w:bookmarkEnd w:id="25"/>
-    <w:bookmarkStart w:id="26" w:name="traditional-vs-ai-driven-450"/>
-    <w:p>
-      <w:pPr>
-        <w:pStyle w:val="Heading2"/>
-      </w:pPr>
-      <w:r>
-        <w:t xml:space="preserve">7. Traditional vs AI-driven (4:50)</w:t>
-      </w:r>
-    </w:p>
-    <w:p>
-      <w:pPr>
-        <w:pStyle w:val="FirstParagraph"/>
-      </w:pPr>
-      <w:r>
-        <w:t xml:space="preserve">Now the main question of my research: what changes when AI helps the project manager?</w:t>
+        <w:t xml:space="preserve">Now the main question of my research: what changes when AI agents help with project finances?</w:t>
       </w:r>
     </w:p>
     <w:p>
@@ -360,7 +246,7 @@
         <w:t xml:space="preserve"> </w:t>
       </w:r>
       <w:r>
-        <w:t xml:space="preserve">way, the manager does everything by hand. They write all the tasks, estimate time from experience, track money in Excel, and decide who does what based on feeling. Problems often appear late, in a meeting.</w:t>
+        <w:t xml:space="preserve">way, the manager makes the budget in Excel. They estimate costs from experience, and they check the real costs once a month. So problems with money are often found too late, when the budget is already spent.</w:t>
       </w:r>
     </w:p>
     <w:p>
@@ -384,7 +270,7 @@
         <w:t xml:space="preserve"> </w:t>
       </w:r>
       <w:r>
-        <w:t xml:space="preserve">way, intelligent agents help in all four areas. For scope, AI can turn requirements into tasks and find unclear ones. For schedule, it can use past sprints to predict delays early. For finance, it can forecast costs in real time. For resources, it can suggest the best person for a task and notice when someone has too much work.</w:t>
+        <w:t xml:space="preserve">way, intelligent agents watch the costs all the time. They can predict the final cost from the data of past sprints. They can warn the manager early when the budget is at risk. And they can choose a cheaper AI model or the free engine automatically.</w:t>
       </w:r>
     </w:p>
     <w:p>
@@ -392,51 +278,51 @@
         <w:pStyle w:val="BodyText"/>
       </w:pPr>
       <w:r>
-        <w:t xml:space="preserve">We saw this in our project. Our developers used AI assistants for coding, and we wrote a special project guide for them. This saved a lot of time.</w:t>
+        <w:t xml:space="preserve">We saw this in our own project. Our system records its usage every day and keeps invoices in its database. This is the base for real-time cost control. Our developers also used AI assistants for coding, and this saved many working hours, which is the biggest cost.</w:t>
+      </w:r>
+    </w:p>
+    <w:bookmarkEnd w:id="25"/>
+    <w:bookmarkStart w:id="26" w:name="current-status-and-progress-520"/>
+    <w:p>
+      <w:pPr>
+        <w:pStyle w:val="Heading2"/>
+      </w:pPr>
+      <w:r>
+        <w:t xml:space="preserve">7. Current status and progress (5:20)</w:t>
+      </w:r>
+    </w:p>
+    <w:p>
+      <w:pPr>
+        <w:pStyle w:val="FirstParagraph"/>
+      </w:pPr>
+      <w:r>
+        <w:t xml:space="preserve">Now, where are we today? Today, on October 14, our MVP is ready. The main system works from start to end.</w:t>
+      </w:r>
+    </w:p>
+    <w:p>
+      <w:pPr>
+        <w:pStyle w:val="BodyText"/>
+      </w:pPr>
+      <w:r>
+        <w:t xml:space="preserve">We have finished the platform, knowledge search in three languages, Uzbek speech, the phone connection, the operator console, billing in Uzbek som and the developer API.</w:t>
+      </w:r>
+    </w:p>
+    <w:p>
+      <w:pPr>
+        <w:pStyle w:val="BodyText"/>
+      </w:pPr>
+      <w:r>
+        <w:t xml:space="preserve">A few improvements, like support for scanned documents and online payments, are planned for the next phase.</w:t>
       </w:r>
     </w:p>
     <w:bookmarkEnd w:id="26"/>
-    <w:bookmarkStart w:id="27" w:name="current-status-and-progress-520"/>
+    <w:bookmarkStart w:id="27" w:name="plan-for-the-remaining-internship-555"/>
     <w:p>
       <w:pPr>
         <w:pStyle w:val="Heading2"/>
       </w:pPr>
       <w:r>
-        <w:t xml:space="preserve">8. Current status and progress (5:20)</w:t>
-      </w:r>
-    </w:p>
-    <w:p>
-      <w:pPr>
-        <w:pStyle w:val="FirstParagraph"/>
-      </w:pPr>
-      <w:r>
-        <w:t xml:space="preserve">Now, where are we today? Today, on October 14, our MVP is ready. The main system works from start to end.</w:t>
-      </w:r>
-    </w:p>
-    <w:p>
-      <w:pPr>
-        <w:pStyle w:val="BodyText"/>
-      </w:pPr>
-      <w:r>
-        <w:t xml:space="preserve">We have finished the platform for many companies, knowledge search in three languages, Uzbek speech, the phone connection, the operator console, billing in Uzbek som and the developer API. We also made the voice faster and more natural.</w:t>
-      </w:r>
-    </w:p>
-    <w:p>
-      <w:pPr>
-        <w:pStyle w:val="BodyText"/>
-      </w:pPr>
-      <w:r>
-        <w:t xml:space="preserve">We left a few improvements for after the MVP. Some industries still have sample data, not real data. Scanned PDF documents cannot be read yet. And the answer still waits for the full text before the voice starts.</w:t>
-      </w:r>
-    </w:p>
-    <w:bookmarkEnd w:id="27"/>
-    <w:bookmarkStart w:id="28" w:name="plan-for-the-remaining-internship-555"/>
-    <w:p>
-      <w:pPr>
-        <w:pStyle w:val="Heading2"/>
-      </w:pPr>
-      <w:r>
-        <w:t xml:space="preserve">9. Plan for the remaining internship (5:55)</w:t>
+        <w:t xml:space="preserve">8. Plan for the remaining internship (5:55)</w:t>
       </w:r>
     </w:p>
     <w:p>
@@ -466,7 +352,7 @@
         <w:t xml:space="preserve"> </w:t>
       </w:r>
       <w:r>
-        <w:t xml:space="preserve">write the final report, the technical documentation and a short user guide.</w:t>
+        <w:t xml:space="preserve">write the final report with the full financial analysis of the project, and the technical documentation.</w:t>
       </w:r>
     </w:p>
     <w:p>
@@ -513,30 +399,22 @@
         <w:t xml:space="preserve">prepare the final presentation and demo, and submit all documents.</w:t>
       </w:r>
     </w:p>
+    <w:bookmarkEnd w:id="27"/>
+    <w:bookmarkStart w:id="28" w:name="closing-630"/>
+    <w:p>
+      <w:pPr>
+        <w:pStyle w:val="Heading2"/>
+      </w:pPr>
+      <w:r>
+        <w:t xml:space="preserve">9. Closing (6:30)</w:t>
+      </w:r>
+    </w:p>
     <w:p>
       <w:pPr>
         <w:pStyle w:val="FirstParagraph"/>
       </w:pPr>
       <w:r>
-        <w:t xml:space="preserve">After the internship, the next steps are scanned document support, a faster voice start, online payments and the first pilot with a real clinic.</w:t>
-      </w:r>
-    </w:p>
-    <w:bookmarkEnd w:id="28"/>
-    <w:bookmarkStart w:id="29" w:name="closing-630"/>
-    <w:p>
-      <w:pPr>
-        <w:pStyle w:val="Heading2"/>
-      </w:pPr>
-      <w:r>
-        <w:t xml:space="preserve">10. Closing (6:30)</w:t>
-      </w:r>
-    </w:p>
-    <w:p>
-      <w:pPr>
-        <w:pStyle w:val="FirstParagraph"/>
-      </w:pPr>
-      <w:r>
-        <w:t xml:space="preserve">So what did I learn as a project manager? AI is a strong helper. It makes estimation, coding and monitoring faster. But AI does not replace the manager. The scope, the quality rules and the final decisions still belong to people. Our product follows the same idea: when the AI is not sure, a human takes over.</w:t>
+        <w:t xml:space="preserve">So what did I learn as a project manager? AI agents are strong helpers in financial management. They track costs all the time, predict problems early and help to choose cheaper options. But AI does not replace the manager. The budget, the priorities and the final decisions still belong to people. Our product follows the same idea: when the AI is not sure, a human takes over.</w:t>
       </w:r>
     </w:p>
     <w:p>
@@ -569,11 +447,11 @@
         <w:t xml:space="preserve"> </w:t>
       </w:r>
       <w:r>
-        <w:t xml:space="preserve">speak slowly and pause between parts. If you are short on time, make part 6 shorter first. Practise once with a timer.</w:t>
-      </w:r>
-    </w:p>
+        <w:t xml:space="preserve">speak slowly and pause between parts. If you are short on time, make part 5 shorter first. Replace the [amount] placeholders with real numbers, or remove that sentence. Practise once with a timer.</w:t>
+      </w:r>
+    </w:p>
+    <w:bookmarkEnd w:id="28"/>
     <w:bookmarkEnd w:id="29"/>
-    <w:bookmarkEnd w:id="30"/>
     <w:sectPr/>
   </w:body>
 </w:document>

--- a/speech/CallMindVoice_PM_Video_Speech.docx
+++ b/speech/CallMindVoice_PM_Video_Speech.docx
@@ -28,7 +28,7 @@
           <w:iCs/>
           <w:i/>
         </w:rPr>
-        <w:t xml:space="preserve">The full speech is about 1,000 words, which takes about 7 minutes at a normal speaking pace. Parts 7 and 8 cover the required project status and plan. Each part shows its rough start time. Words in [brackets] are numbers for you to fill in or remove.</w:t>
+        <w:t xml:space="preserve">The full speech is about 1,000 words, which takes about 7 minutes at a normal speaking pace. Parts 7 and 8 cover the required project status and plan. Each part shows its rough start time. All money figures are estimates at market rates.</w:t>
       </w:r>
     </w:p>
     <w:bookmarkStart w:id="20" w:name="opening-000"/>
@@ -154,7 +154,7 @@
         <w:pStyle w:val="BodyText"/>
       </w:pPr>
       <w:r>
-        <w:t xml:space="preserve">To plan the team cost, I used our tasks. Every task had an estimate. I turned the estimates into hours, and the hours into money. So the cost of a sprint was simply the cost of its tasks. Our planned budget was [amount], and the real cost was [amount].</w:t>
+        <w:t xml:space="preserve">To plan the team cost, I used our tasks. Every task had an estimate. I turned the estimates into hours, and the hours into money. So the cost of a sprint was simply the cost of its tasks. Our estimated budget was about 74 million som, and the estimated real cost was about 76 million som. So we were only about 2.5 percent over budget. The team cost was a little higher than planned, but we saved money on AI services and telephony, thanks to the free engine and the call simulator.</w:t>
       </w:r>
     </w:p>
     <w:p>
@@ -170,7 +170,7 @@
         <w:pStyle w:val="BodyText"/>
       </w:pPr>
       <w:r>
-        <w:t xml:space="preserve">The product also saves money for our customers. The agent answers simple calls by itself, and only difficult calls go to a human operator. So a company needs fewer operators for the same number of calls.</w:t>
+        <w:t xml:space="preserve">The product also saves money for our customers. The agent answers simple calls by itself, and only difficult calls go to a human operator. So a company needs fewer operators for the same number of calls. For example, if a clinic pays 2.5 million som a month for our system and saves one operator’s salary of 6 million som, it earns back its money and gets 3.5 million som extra every month.</w:t>
       </w:r>
     </w:p>
     <w:bookmarkEnd w:id="23"/>
@@ -447,7 +447,25 @@
         <w:t xml:space="preserve"> </w:t>
       </w:r>
       <w:r>
-        <w:t xml:space="preserve">speak slowly and pause between parts. If you are short on time, make part 5 shorter first. Replace the [amount] placeholders with real numbers, or remove that sentence. Practise once with a timer.</w:t>
+        <w:t xml:space="preserve">speak slowly and pause between parts. If you are short on time, make part 5 shorter first. Say</w:t>
+      </w:r>
+      <w:r>
+        <w:t xml:space="preserve"> </w:t>
+      </w:r>
+      <w:r>
+        <w:t xml:space="preserve">“</w:t>
+      </w:r>
+      <w:r>
+        <w:t xml:space="preserve">about</w:t>
+      </w:r>
+      <w:r>
+        <w:t xml:space="preserve">”</w:t>
+      </w:r>
+      <w:r>
+        <w:t xml:space="preserve"> </w:t>
+      </w:r>
+      <w:r>
+        <w:t xml:space="preserve">before the numbers: they are estimates. Practise once with a timer.</w:t>
       </w:r>
     </w:p>
     <w:bookmarkEnd w:id="28"/>

--- a/speech/CallMindVoice_PM_Video_Speech.docx
+++ b/speech/CallMindVoice_PM_Video_Speech.docx
@@ -16,7 +16,7 @@
         <w:pStyle w:val="FirstParagraph"/>
       </w:pPr>
       <w:r>
-        <w:t xml:space="preserve">Muhammadjon · October 14, 2026</w:t>
+        <w:t xml:space="preserve">Muhammadjon · October 15, 2026</w:t>
       </w:r>
     </w:p>
     <w:p>
@@ -204,7 +204,7 @@
         <w:pStyle w:val="BodyText"/>
       </w:pPr>
       <w:r>
-        <w:t xml:space="preserve">Our schedule ran from September 7 to October 14, in short sprints. Every day we had a fifteen-minute stand-up, and at the end of each sprint I compared the planned cost with the real cost. If a sprint used more hours than planned, we moved smaller tasks to the next phase, so the budget stayed under control.</w:t>
+        <w:t xml:space="preserve">Our schedule ran from September 7 to October 16, in short sprints. Every day we had a fifteen-minute stand-up, and at the end of each sprint I compared the planned cost with the real cost. If a sprint used more hours than planned, we moved smaller tasks to the next phase, so the budget stayed under control.</w:t>
       </w:r>
     </w:p>
     <w:bookmarkEnd w:id="24"/>
@@ -296,7 +296,7 @@
         <w:pStyle w:val="FirstParagraph"/>
       </w:pPr>
       <w:r>
-        <w:t xml:space="preserve">Now, where are we today? Today, on October 14, our MVP is ready. The main system works from start to end.</w:t>
+        <w:t xml:space="preserve">Now, where are we today? By October 16, our MVP is ready. The main system works from start to end.</w:t>
       </w:r>
     </w:p>
     <w:p>
@@ -346,7 +346,7 @@
           <w:bCs/>
           <w:b/>
         </w:rPr>
-        <w:t xml:space="preserve">October 15 to 18:</w:t>
+        <w:t xml:space="preserve">October 17 to 18:</w:t>
       </w:r>
       <w:r>
         <w:t xml:space="preserve"> </w:t>

--- a/speech/CallMindVoice_PM_Video_Speech.docx
+++ b/speech/CallMindVoice_PM_Video_Speech.docx
@@ -2,7 +2,7 @@
 <file path=word/document.xml><?xml version="1.0" encoding="utf-8"?>
 <w:document xmlns:w="http://schemas.openxmlformats.org/wordprocessingml/2006/main" xmlns:m="http://schemas.openxmlformats.org/officeDocument/2006/math" xmlns:r="http://schemas.openxmlformats.org/officeDocument/2006/relationships" xmlns:o="urn:schemas-microsoft-com:office:office" xmlns:v="urn:schemas-microsoft-com:vml" xmlns:w10="urn:schemas-microsoft-com:office:word" xmlns:a="http://schemas.openxmlformats.org/drawingml/2006/main" xmlns:pic="http://schemas.openxmlformats.org/drawingml/2006/picture" xmlns:wp="http://schemas.openxmlformats.org/drawingml/2006/wordprocessingDrawing">
   <w:body>
-    <w:bookmarkStart w:id="29" w:name="callmindvoice-pm-video-speech"/>
+    <w:bookmarkStart w:id="28" w:name="callmindvoice-pm-video-speech"/>
     <w:p>
       <w:pPr>
         <w:pStyle w:val="Heading1"/>
@@ -16,7 +16,7 @@
         <w:pStyle w:val="FirstParagraph"/>
       </w:pPr>
       <w:r>
-        <w:t xml:space="preserve">Muhammadjon · October 15, 2026</w:t>
+        <w:t xml:space="preserve">Muhammadjon · October 16, 2026</w:t>
       </w:r>
     </w:p>
     <w:p>
@@ -28,7 +28,7 @@
           <w:iCs/>
           <w:i/>
         </w:rPr>
-        <w:t xml:space="preserve">The full speech is about 1,000 words, which takes about 7 minutes at a normal speaking pace. Parts 7 and 8 cover the required project status and plan. Each part shows its rough start time. All money figures are estimates at market rates.</w:t>
+        <w:t xml:space="preserve">About 600 words: 5–6 minutes at a calm pace. Parts 6 and 7 cover the required project status and plan. All money figures are estimates.</w:t>
       </w:r>
     </w:p>
     <w:bookmarkStart w:id="20" w:name="opening-000"/>
@@ -45,7 +45,76 @@
         <w:pStyle w:val="FirstParagraph"/>
       </w:pPr>
       <w:r>
-        <w:t xml:space="preserve">Hello everyone. My name is Muhammadjon. I am a master’s student at IT Park University.</w:t>
+        <w:t xml:space="preserve">Hello everyone. My name is Muhammadjon, and I am a master’s student at IT Park University. My research topic is</w:t>
+      </w:r>
+      <w:r>
+        <w:t xml:space="preserve"> </w:t>
+      </w:r>
+      <w:r>
+        <w:t xml:space="preserve">“</w:t>
+      </w:r>
+      <w:r>
+        <w:t xml:space="preserve">Comparative Research on the Effectiveness of AI-Driven Intelligent Agent Systems and Traditional Approaches in Financial Management of IT Projects</w:t>
+      </w:r>
+      <w:r>
+        <w:t xml:space="preserve">”</w:t>
+      </w:r>
+      <w:r>
+        <w:t xml:space="preserve">. Today I will show it with a real project, CallMindVoice, where I was the project manager.</w:t>
+      </w:r>
+    </w:p>
+    <w:bookmarkEnd w:id="20"/>
+    <w:bookmarkStart w:id="21" w:name="the-project-035"/>
+    <w:p>
+      <w:pPr>
+        <w:pStyle w:val="Heading2"/>
+      </w:pPr>
+      <w:r>
+        <w:t xml:space="preserve">2. The project (0:35)</w:t>
+      </w:r>
+    </w:p>
+    <w:p>
+      <w:pPr>
+        <w:pStyle w:val="FirstParagraph"/>
+      </w:pPr>
+      <w:r>
+        <w:t xml:space="preserve">CallMindVoice is an AI voice agent. It answers customer phone calls in Uzbek, Russian and English. A company uploads its own documents, like price lists. When a customer calls, the system finds the answer in these documents and speaks it. If it is not sure, it passes the call to a human operator. So it never invents a price.</w:t>
+      </w:r>
+    </w:p>
+    <w:bookmarkEnd w:id="21"/>
+    <w:bookmarkStart w:id="22" w:name="team-and-tasks-110"/>
+    <w:p>
+      <w:pPr>
+        <w:pStyle w:val="Heading2"/>
+      </w:pPr>
+      <w:r>
+        <w:t xml:space="preserve">3. Team and tasks (1:10)</w:t>
+      </w:r>
+    </w:p>
+    <w:p>
+      <w:pPr>
+        <w:pStyle w:val="FirstParagraph"/>
+      </w:pPr>
+      <w:r>
+        <w:t xml:space="preserve">Our team had seven people: two AI engineers, two backend engineers, one frontend engineer, one QA engineer, and me. All tasks lived in our own task manager, which works like Jira. Every task had an owner, a reviewer and an estimate. It moved from To Do to In Progress, Code Review, Testing and Done. We worked in short sprints from September 7 to October 16.</w:t>
+      </w:r>
+    </w:p>
+    <w:bookmarkEnd w:id="22"/>
+    <w:bookmarkStart w:id="23" w:name="how-i-managed-the-finances-150"/>
+    <w:p>
+      <w:pPr>
+        <w:pStyle w:val="Heading2"/>
+      </w:pPr>
+      <w:r>
+        <w:t xml:space="preserve">4. How I managed the finances (1:50)</w:t>
+      </w:r>
+    </w:p>
+    <w:p>
+      <w:pPr>
+        <w:pStyle w:val="FirstParagraph"/>
+      </w:pPr>
+      <w:r>
+        <w:t xml:space="preserve">Now the main part: money. I split the budget into four groups: team hours, servers, AI services and telephony. I turned task estimates into hours, and hours into money.</w:t>
       </w:r>
     </w:p>
     <w:p>
@@ -53,22 +122,7 @@
         <w:pStyle w:val="BodyText"/>
       </w:pPr>
       <w:r>
-        <w:t xml:space="preserve">My research topic is</w:t>
-      </w:r>
-      <w:r>
-        <w:t xml:space="preserve"> </w:t>
-      </w:r>
-      <w:r>
-        <w:t xml:space="preserve">“</w:t>
-      </w:r>
-      <w:r>
-        <w:t xml:space="preserve">Comparative Research on the Effectiveness of AI-Driven Intelligent Agent Systems and Traditional Approaches in Financial Management of IT Projects</w:t>
-      </w:r>
-      <w:r>
-        <w:t xml:space="preserve">”</w:t>
-      </w:r>
-      <w:r>
-        <w:t xml:space="preserve">. In simple words, I study how money is planned and controlled in IT projects, and I compare the classic way with the way where AI agents help.</w:t>
+        <w:t xml:space="preserve">Our estimated budget was about 74 million som, and the estimated real cost was about 76 million som. So we were only about 2.5 percent over budget. The team needed more hours than planned, but we saved on AI services and telephony. Why? The system has a free local AI engine, and paid AI is used only when needed. We also tested calls with a simulator, not with paid phone minutes.</w:t>
       </w:r>
     </w:p>
     <w:p>
@@ -76,158 +130,22 @@
         <w:pStyle w:val="BodyText"/>
       </w:pPr>
       <w:r>
-        <w:t xml:space="preserve">Today I will show this with a real project. I was the project manager of CallMindVoice. I will explain how we built it, how I gave tasks to the developers, and how I managed the project’s budget and costs.</w:t>
-      </w:r>
-    </w:p>
-    <w:bookmarkEnd w:id="20"/>
-    <w:bookmarkStart w:id="21" w:name="the-project-040"/>
+        <w:t xml:space="preserve">The product saves money for customers too. For example, if a clinic pays 2.5 million som a month and saves one operator’s salary of 6 million, it gets 3.5 million som extra every month.</w:t>
+      </w:r>
+    </w:p>
+    <w:bookmarkEnd w:id="23"/>
+    <w:bookmarkStart w:id="24" w:name="traditional-vs-ai-driven-320"/>
     <w:p>
       <w:pPr>
         <w:pStyle w:val="Heading2"/>
       </w:pPr>
       <w:r>
-        <w:t xml:space="preserve">2. The project (0:40)</w:t>
+        <w:t xml:space="preserve">5. Traditional vs AI-driven (3:20)</w:t>
       </w:r>
     </w:p>
     <w:p>
       <w:pPr>
         <w:pStyle w:val="FirstParagraph"/>
-      </w:pPr>
-      <w:r>
-        <w:t xml:space="preserve">First, what is CallMindVoice? It is an AI voice agent. It answers customer phone calls for companies. It speaks Uzbek, Russian and English.</w:t>
-      </w:r>
-    </w:p>
-    <w:p>
-      <w:pPr>
-        <w:pStyle w:val="BodyText"/>
-      </w:pPr>
-      <w:r>
-        <w:t xml:space="preserve">Here is how it works. A company uploads its own documents, like price lists and FAQs. When a customer calls, the system turns speech into text. Then it searches the company’s documents for the answer. If it is sure about the answer, it speaks the answer back. If it is not sure, it passes the call to a human operator.</w:t>
-      </w:r>
-    </w:p>
-    <w:p>
-      <w:pPr>
-        <w:pStyle w:val="BodyText"/>
-      </w:pPr>
-      <w:r>
-        <w:t xml:space="preserve">This was very important for us. The agent must never invent a price or a fact. So every answer comes only from the documents, and the system knows when to stop.</w:t>
-      </w:r>
-    </w:p>
-    <w:bookmarkEnd w:id="21"/>
-    <w:bookmarkStart w:id="22" w:name="the-team-130"/>
-    <w:p>
-      <w:pPr>
-        <w:pStyle w:val="Heading2"/>
-      </w:pPr>
-      <w:r>
-        <w:t xml:space="preserve">3. The team (1:30)</w:t>
-      </w:r>
-    </w:p>
-    <w:p>
-      <w:pPr>
-        <w:pStyle w:val="FirstParagraph"/>
-      </w:pPr>
-      <w:r>
-        <w:t xml:space="preserve">Our team had seven people: two AI engineers, two backend engineers, one frontend engineer, one QA and DevOps engineer, and me as the project manager. Every part of the system had one clear owner, so I always knew who should do a new task. People are also the biggest cost in any IT project, so the team plan was my first financial plan.</w:t>
-      </w:r>
-    </w:p>
-    <w:bookmarkEnd w:id="22"/>
-    <w:bookmarkStart w:id="23" w:name="how-i-managed-the-project-finances-200"/>
-    <w:p>
-      <w:pPr>
-        <w:pStyle w:val="Heading2"/>
-      </w:pPr>
-      <w:r>
-        <w:t xml:space="preserve">4. How I managed the project finances (2:00)</w:t>
-      </w:r>
-    </w:p>
-    <w:p>
-      <w:pPr>
-        <w:pStyle w:val="FirstParagraph"/>
-      </w:pPr>
-      <w:r>
-        <w:t xml:space="preserve">Now the main part: money. I split our budget into four groups. First, the team’s working hours. Second, servers. Third, AI services, like the language model, speech-to-text and text-to-speech. And fourth, telephony, which is the cost of phone calls.</w:t>
-      </w:r>
-    </w:p>
-    <w:p>
-      <w:pPr>
-        <w:pStyle w:val="BodyText"/>
-      </w:pPr>
-      <w:r>
-        <w:t xml:space="preserve">To plan the team cost, I used our tasks. Every task had an estimate. I turned the estimates into hours, and the hours into money. So the cost of a sprint was simply the cost of its tasks. Our estimated budget was about 74 million som, and the estimated real cost was about 76 million som. So we were only about 2.5 percent over budget. The team cost was a little higher than planned, but we saved money on AI services and telephony, thanks to the free engine and the call simulator.</w:t>
-      </w:r>
-    </w:p>
-    <w:p>
-      <w:pPr>
-        <w:pStyle w:val="BodyText"/>
-      </w:pPr>
-      <w:r>
-        <w:t xml:space="preserve">We also made smart technical decisions that saved money. The system has a free local AI engine. Paid AI services work only when we add a key, and if they fail, the system goes back to the free engine. So we could test and give demos almost for free. We also saved fixed phrases, like greetings, as ready audio files, so we do not pay to create them again for every call.</w:t>
-      </w:r>
-    </w:p>
-    <w:p>
-      <w:pPr>
-        <w:pStyle w:val="BodyText"/>
-      </w:pPr>
-      <w:r>
-        <w:t xml:space="preserve">The product also saves money for our customers. The agent answers simple calls by itself, and only difficult calls go to a human operator. So a company needs fewer operators for the same number of calls. For example, if a clinic pays 2.5 million som a month for our system and saves one operator’s salary of 6 million som, it earns back its money and gets 3.5 million som extra every month.</w:t>
-      </w:r>
-    </w:p>
-    <w:bookmarkEnd w:id="23"/>
-    <w:bookmarkStart w:id="24" w:name="where-and-how-we-gave-tasks-310"/>
-    <w:p>
-      <w:pPr>
-        <w:pStyle w:val="Heading2"/>
-      </w:pPr>
-      <w:r>
-        <w:t xml:space="preserve">5. Where and how we gave tasks (3:10)</w:t>
-      </w:r>
-    </w:p>
-    <w:p>
-      <w:pPr>
-        <w:pStyle w:val="FirstParagraph"/>
-      </w:pPr>
-      <w:r>
-        <w:t xml:space="preserve">All tasks lived in one place: our own task manager. We built it ourselves, and it works like Jira. My rule was simple: if a task is not in the task manager, it does not exist.</w:t>
-      </w:r>
-    </w:p>
-    <w:p>
-      <w:pPr>
-        <w:pStyle w:val="BodyText"/>
-      </w:pPr>
-      <w:r>
-        <w:t xml:space="preserve">Every task moves through the same steps: Backlog, To Do, In Progress, Code Review, Testing and Done. If the reviewer asks for changes, or QA finds a bug, the task goes back to In Progress. Only I move a task to Done, after I check the acceptance criteria.</w:t>
-      </w:r>
-    </w:p>
-    <w:p>
-      <w:pPr>
-        <w:pStyle w:val="BodyText"/>
-      </w:pPr>
-      <w:r>
-        <w:t xml:space="preserve">Our schedule ran from September 7 to October 16, in short sprints. Every day we had a fifteen-minute stand-up, and at the end of each sprint I compared the planned cost with the real cost. If a sprint used more hours than planned, we moved smaller tasks to the next phase, so the budget stayed under control.</w:t>
-      </w:r>
-    </w:p>
-    <w:bookmarkEnd w:id="24"/>
-    <w:bookmarkStart w:id="25" w:name="Xb03be9eec7d4e19a474c9d1d9bf25e7324cb421"/>
-    <w:p>
-      <w:pPr>
-        <w:pStyle w:val="Heading2"/>
-      </w:pPr>
-      <w:r>
-        <w:t xml:space="preserve">6. Traditional vs AI-driven financial management (4:10)</w:t>
-      </w:r>
-    </w:p>
-    <w:p>
-      <w:pPr>
-        <w:pStyle w:val="FirstParagraph"/>
-      </w:pPr>
-      <w:r>
-        <w:t xml:space="preserve">Now the main question of my research: what changes when AI agents help with project finances?</w:t>
-      </w:r>
-    </w:p>
-    <w:p>
-      <w:pPr>
-        <w:pStyle w:val="BodyText"/>
       </w:pPr>
       <w:r>
         <w:t xml:space="preserve">In the</w:t>
@@ -246,7 +164,7 @@
         <w:t xml:space="preserve"> </w:t>
       </w:r>
       <w:r>
-        <w:t xml:space="preserve">way, the manager makes the budget in Excel. They estimate costs from experience, and they check the real costs once a month. So problems with money are often found too late, when the budget is already spent.</w:t>
+        <w:t xml:space="preserve">way, the manager makes the budget in Excel and checks the costs once a month. So problems are found late.</w:t>
       </w:r>
     </w:p>
     <w:p>
@@ -270,25 +188,35 @@
         <w:t xml:space="preserve"> </w:t>
       </w:r>
       <w:r>
-        <w:t xml:space="preserve">way, intelligent agents watch the costs all the time. They can predict the final cost from the data of past sprints. They can warn the manager early when the budget is at risk. And they can choose a cheaper AI model or the free engine automatically.</w:t>
-      </w:r>
-    </w:p>
-    <w:p>
-      <w:pPr>
-        <w:pStyle w:val="BodyText"/>
-      </w:pPr>
-      <w:r>
-        <w:t xml:space="preserve">We saw this in our own project. Our system records its usage every day and keeps invoices in its database. This is the base for real-time cost control. Our developers also used AI assistants for coding, and this saved many working hours, which is the biggest cost.</w:t>
+        <w:t xml:space="preserve">way, agents watch the costs all the time. They predict the final cost from past sprints, warn early about risks, and choose cheaper options automatically. In our project, the system records its usage every day, and AI coding assistants saved many working hours, which is the biggest cost.</w:t>
+      </w:r>
+    </w:p>
+    <w:bookmarkEnd w:id="24"/>
+    <w:bookmarkStart w:id="25" w:name="current-status-415"/>
+    <w:p>
+      <w:pPr>
+        <w:pStyle w:val="Heading2"/>
+      </w:pPr>
+      <w:r>
+        <w:t xml:space="preserve">6. Current status (4:15)</w:t>
+      </w:r>
+    </w:p>
+    <w:p>
+      <w:pPr>
+        <w:pStyle w:val="FirstParagraph"/>
+      </w:pPr>
+      <w:r>
+        <w:t xml:space="preserve">By October 16, our MVP is ready. The platform, search in three languages, Uzbek speech, the phone connection, the operator console, billing and the developer API all work. Support for scanned documents and online payments is planned for the next phase.</w:t>
       </w:r>
     </w:p>
     <w:bookmarkEnd w:id="25"/>
-    <w:bookmarkStart w:id="26" w:name="current-status-and-progress-520"/>
+    <w:bookmarkStart w:id="26" w:name="plan-for-the-remaining-internship-445"/>
     <w:p>
       <w:pPr>
         <w:pStyle w:val="Heading2"/>
       </w:pPr>
       <w:r>
-        <w:t xml:space="preserve">7. Current status and progress (5:20)</w:t>
+        <w:t xml:space="preserve">7. Plan for the remaining internship (4:45)</w:t>
       </w:r>
     </w:p>
     <w:p>
@@ -296,33 +224,17 @@
         <w:pStyle w:val="FirstParagraph"/>
       </w:pPr>
       <w:r>
-        <w:t xml:space="preserve">Now, where are we today? By October 16, our MVP is ready. The main system works from start to end.</w:t>
-      </w:r>
-    </w:p>
-    <w:p>
-      <w:pPr>
-        <w:pStyle w:val="BodyText"/>
-      </w:pPr>
-      <w:r>
-        <w:t xml:space="preserve">We have finished the platform, knowledge search in three languages, Uzbek speech, the phone connection, the operator console, billing in Uzbek som and the developer API.</w:t>
-      </w:r>
-    </w:p>
-    <w:p>
-      <w:pPr>
-        <w:pStyle w:val="BodyText"/>
-      </w:pPr>
-      <w:r>
-        <w:t xml:space="preserve">A few improvements, like support for scanned documents and online payments, are planned for the next phase.</w:t>
+        <w:t xml:space="preserve">The internship ends on October 23. On October 17 and 18, I will write the final report with the full financial analysis. From October 19 to 21, we will test more call scenarios and fix small bugs. On October 22 and 23, I will prepare the final presentation and submit all documents.</w:t>
       </w:r>
     </w:p>
     <w:bookmarkEnd w:id="26"/>
-    <w:bookmarkStart w:id="27" w:name="plan-for-the-remaining-internship-555"/>
+    <w:bookmarkStart w:id="27" w:name="closing-520"/>
     <w:p>
       <w:pPr>
         <w:pStyle w:val="Heading2"/>
       </w:pPr>
       <w:r>
-        <w:t xml:space="preserve">8. Plan for the remaining internship (5:55)</w:t>
+        <w:t xml:space="preserve">8. Closing (5:20)</w:t>
       </w:r>
     </w:p>
     <w:p>
@@ -330,99 +242,7 @@
         <w:pStyle w:val="FirstParagraph"/>
       </w:pPr>
       <w:r>
-        <w:t xml:space="preserve">The internship ends on October 23. The product part is done, so the remaining days are for documents, testing and the final presentation.</w:t>
-      </w:r>
-    </w:p>
-    <w:p>
-      <w:pPr>
-        <w:numPr>
-          <w:ilvl w:val="0"/>
-          <w:numId w:val="1001"/>
-        </w:numPr>
-        <w:pStyle w:val="Compact"/>
-      </w:pPr>
-      <w:r>
-        <w:rPr>
-          <w:bCs/>
-          <w:b/>
-        </w:rPr>
-        <w:t xml:space="preserve">October 17 to 18:</w:t>
-      </w:r>
-      <w:r>
-        <w:t xml:space="preserve"> </w:t>
-      </w:r>
-      <w:r>
-        <w:t xml:space="preserve">write the final report with the full financial analysis of the project, and the technical documentation.</w:t>
-      </w:r>
-    </w:p>
-    <w:p>
-      <w:pPr>
-        <w:numPr>
-          <w:ilvl w:val="0"/>
-          <w:numId w:val="1001"/>
-        </w:numPr>
-        <w:pStyle w:val="Compact"/>
-      </w:pPr>
-      <w:r>
-        <w:rPr>
-          <w:bCs/>
-          <w:b/>
-        </w:rPr>
-        <w:t xml:space="preserve">October 19 to 21:</w:t>
-      </w:r>
-      <w:r>
-        <w:t xml:space="preserve"> </w:t>
-      </w:r>
-      <w:r>
-        <w:t xml:space="preserve">test more real call scenarios, fix small bugs, and add real content for more industries.</w:t>
-      </w:r>
-    </w:p>
-    <w:p>
-      <w:pPr>
-        <w:numPr>
-          <w:ilvl w:val="0"/>
-          <w:numId w:val="1001"/>
-        </w:numPr>
-        <w:pStyle w:val="Compact"/>
-      </w:pPr>
-      <w:r>
-        <w:rPr>
-          <w:bCs/>
-          <w:b/>
-        </w:rPr>
-        <w:t xml:space="preserve">October 22 to 23:</w:t>
-      </w:r>
-      <w:r>
-        <w:t xml:space="preserve"> </w:t>
-      </w:r>
-      <w:r>
-        <w:t xml:space="preserve">prepare the final presentation and demo, and submit all documents.</w:t>
-      </w:r>
-    </w:p>
-    <w:bookmarkEnd w:id="27"/>
-    <w:bookmarkStart w:id="28" w:name="closing-630"/>
-    <w:p>
-      <w:pPr>
-        <w:pStyle w:val="Heading2"/>
-      </w:pPr>
-      <w:r>
-        <w:t xml:space="preserve">9. Closing (6:30)</w:t>
-      </w:r>
-    </w:p>
-    <w:p>
-      <w:pPr>
-        <w:pStyle w:val="FirstParagraph"/>
-      </w:pPr>
-      <w:r>
-        <w:t xml:space="preserve">So what did I learn as a project manager? AI agents are strong helpers in financial management. They track costs all the time, predict problems early and help to choose cheaper options. But AI does not replace the manager. The budget, the priorities and the final decisions still belong to people. Our product follows the same idea: when the AI is not sure, a human takes over.</w:t>
-      </w:r>
-    </w:p>
-    <w:p>
-      <w:pPr>
-        <w:pStyle w:val="BodyText"/>
-      </w:pPr>
-      <w:r>
-        <w:t xml:space="preserve">Thank you for listening.</w:t>
+        <w:t xml:space="preserve">To sum up: AI agents make financial management faster and more accurate. But the budget and the final decisions still belong to people. Thank you for listening.</w:t>
       </w:r>
     </w:p>
     <w:p>
@@ -447,7 +267,7 @@
         <w:t xml:space="preserve"> </w:t>
       </w:r>
       <w:r>
-        <w:t xml:space="preserve">speak slowly and pause between parts. If you are short on time, make part 5 shorter first. Say</w:t>
+        <w:t xml:space="preserve">speak calmly and pause between parts. Say</w:t>
       </w:r>
       <w:r>
         <w:t xml:space="preserve"> </w:t>
@@ -465,11 +285,11 @@
         <w:t xml:space="preserve"> </w:t>
       </w:r>
       <w:r>
-        <w:t xml:space="preserve">before the numbers: they are estimates. Practise once with a timer.</w:t>
-      </w:r>
-    </w:p>
+        <w:t xml:space="preserve">before the numbers: they are estimates.</w:t>
+      </w:r>
+    </w:p>
+    <w:bookmarkEnd w:id="27"/>
     <w:bookmarkEnd w:id="28"/>
-    <w:bookmarkEnd w:id="29"/>
     <w:sectPr/>
   </w:body>
 </w:document>
@@ -576,87 +396,8 @@
       </w:pPr>
     </w:lvl>
   </w:abstractNum>
-  <w:abstractNum w:abstractNumId="991">
-    <w:nsid w:val="A991"/>
-    <w:multiLevelType w:val="multilevel"/>
-    <w:lvl w:ilvl="0">
-      <w:numFmt w:val="bullet"/>
-      <w:lvlText w:val="•"/>
-      <w:lvlJc w:val="left"/>
-      <w:pPr>
-        <w:ind w:left="720" w:hanging="480"/>
-      </w:pPr>
-    </w:lvl>
-    <w:lvl w:ilvl="1">
-      <w:numFmt w:val="bullet"/>
-      <w:lvlText w:val="–"/>
-      <w:lvlJc w:val="left"/>
-      <w:pPr>
-        <w:ind w:left="1440" w:hanging="480"/>
-      </w:pPr>
-    </w:lvl>
-    <w:lvl w:ilvl="2">
-      <w:numFmt w:val="bullet"/>
-      <w:lvlText w:val="•"/>
-      <w:lvlJc w:val="left"/>
-      <w:pPr>
-        <w:ind w:left="2160" w:hanging="480"/>
-      </w:pPr>
-    </w:lvl>
-    <w:lvl w:ilvl="3">
-      <w:numFmt w:val="bullet"/>
-      <w:lvlText w:val="–"/>
-      <w:lvlJc w:val="left"/>
-      <w:pPr>
-        <w:ind w:left="2880" w:hanging="480"/>
-      </w:pPr>
-    </w:lvl>
-    <w:lvl w:ilvl="4">
-      <w:numFmt w:val="bullet"/>
-      <w:lvlText w:val="•"/>
-      <w:lvlJc w:val="left"/>
-      <w:pPr>
-        <w:ind w:left="3600" w:hanging="480"/>
-      </w:pPr>
-    </w:lvl>
-    <w:lvl w:ilvl="5">
-      <w:numFmt w:val="bullet"/>
-      <w:lvlText w:val="–"/>
-      <w:lvlJc w:val="left"/>
-      <w:pPr>
-        <w:ind w:left="4320" w:hanging="480"/>
-      </w:pPr>
-    </w:lvl>
-    <w:lvl w:ilvl="6">
-      <w:numFmt w:val="bullet"/>
-      <w:lvlText w:val="•"/>
-      <w:lvlJc w:val="left"/>
-      <w:pPr>
-        <w:ind w:left="5040" w:hanging="480"/>
-      </w:pPr>
-    </w:lvl>
-    <w:lvl w:ilvl="7">
-      <w:numFmt w:val="bullet"/>
-      <w:lvlText w:val="–"/>
-      <w:lvlJc w:val="left"/>
-      <w:pPr>
-        <w:ind w:left="5760" w:hanging="480"/>
-      </w:pPr>
-    </w:lvl>
-    <w:lvl w:ilvl="8">
-      <w:numFmt w:val="bullet"/>
-      <w:lvlText w:val="•"/>
-      <w:lvlJc w:val="left"/>
-      <w:pPr>
-        <w:ind w:left="6480" w:hanging="480"/>
-      </w:pPr>
-    </w:lvl>
-  </w:abstractNum>
   <w:num w:numId="1000">
     <w:abstractNumId w:val="990"/>
-  </w:num>
-  <w:num w:numId="1001">
-    <w:abstractNumId w:val="991"/>
   </w:num>
 </w:numbering>
 </file>

--- a/speech/CallMindVoice_PM_Video_Speech.docx
+++ b/speech/CallMindVoice_PM_Video_Speech.docx
@@ -28,7 +28,7 @@
           <w:iCs/>
           <w:i/>
         </w:rPr>
-        <w:t xml:space="preserve">About 600 words: 5–6 minutes at a calm pace. Parts 6 and 7 cover the required project status and plan. All money figures are estimates.</w:t>
+        <w:t xml:space="preserve">About 500 words: about 5 minutes at a calm pace. Parts 6 and 7 cover the required project status and plan. All money figures are estimates.</w:t>
       </w:r>
     </w:p>
     <w:bookmarkStart w:id="20" w:name="opening-000"/>
